--- a/Causal_Inference_Course/Week05_Regression_Adjustment/Week05_Regression_Adjustment_Self_Study_Packet.docx
+++ b/Causal_Inference_Course/Week05_Regression_Adjustment/Week05_Regression_Adjustment_Self_Study_Packet.docx
@@ -1520,7 +1520,7 @@
           <w:color w:val="222732"/>
           <w:sz w:val="22"/>
         </w:rPr>
-        <w:t>DAG: Smoking → BW, Smoking → Mortality, plus U (defects) → BW and U → Mortality. BW is a mediator of smoking AND a collider on Smoking ← BW → U → Mortality once you condition on it.</w:t>
+        <w:t>DAG: Smoking → BW → Mortality and Smoking → Mortality (direct), plus U (defects) → BW and U → Mortality. BW is a mediator of smoking (Smoking → BW → Mortality) AND, because Smoking and U are its two parents, a collider on Smoking → BW ← U → Mortality — conditioning on it opens that path.</w:t>
       </w:r>
     </w:p>
     <w:p>
